--- a/Documento 1.docx
+++ b/Documento 1.docx
@@ -12,7 +12,49 @@
         <w:rPr>
           <w:lang w:val="es-ES"/>
         </w:rPr>
-        <w:t>Hola, mi nombre es Hady</w:t>
+        <w:t xml:space="preserve">Hola, mi nombre es </w:t>
+      </w:r>
+      <w:proofErr w:type="spellStart"/>
+      <w:r>
+        <w:rPr>
+          <w:lang w:val="es-ES"/>
+        </w:rPr>
+        <w:t>Hady</w:t>
+      </w:r>
+      <w:proofErr w:type="spellEnd"/>
+    </w:p>
+    <w:p>
+      <w:pPr>
+        <w:rPr>
+          <w:lang w:val="es-ES"/>
+        </w:rPr>
+      </w:pPr>
+    </w:p>
+    <w:p>
+      <w:pPr>
+        <w:rPr>
+          <w:lang w:val="es-ES"/>
+        </w:rPr>
+      </w:pPr>
+      <w:r>
+        <w:rPr>
+          <w:lang w:val="es-ES"/>
+        </w:rPr>
+        <w:t xml:space="preserve">Soy originario de </w:t>
+      </w:r>
+      <w:proofErr w:type="spellStart"/>
+      <w:r>
+        <w:rPr>
+          <w:lang w:val="es-ES"/>
+        </w:rPr>
+        <w:t>Waslala</w:t>
+      </w:r>
+      <w:proofErr w:type="spellEnd"/>
+      <w:r>
+        <w:rPr>
+          <w:lang w:val="es-ES"/>
+        </w:rPr>
+        <w:t>, Nicaragua.</w:t>
       </w:r>
     </w:p>
     <w:sectPr>

--- a/Documento 1.docx
+++ b/Documento 1.docx
@@ -4,24 +4,21 @@
   <w:body>
     <w:p>
       <w:pPr>
+        <w:pStyle w:val="Ttulo1"/>
         <w:rPr>
+          <w:b/>
+          <w:bCs/>
           <w:lang w:val="es-ES"/>
         </w:rPr>
       </w:pPr>
       <w:r>
         <w:rPr>
+          <w:b/>
+          <w:bCs/>
           <w:lang w:val="es-ES"/>
         </w:rPr>
-        <w:t xml:space="preserve">Hola, mi nombre es </w:t>
+        <w:t>Practica</w:t>
       </w:r>
-      <w:proofErr w:type="spellStart"/>
-      <w:r>
-        <w:rPr>
-          <w:lang w:val="es-ES"/>
-        </w:rPr>
-        <w:t>Hady</w:t>
-      </w:r>
-      <w:proofErr w:type="spellEnd"/>
     </w:p>
     <w:p>
       <w:pPr>
@@ -466,6 +463,27 @@
     <w:name w:val="Normal"/>
     <w:qFormat/>
   </w:style>
+  <w:style w:type="paragraph" w:styleId="Ttulo1">
+    <w:name w:val="heading 1"/>
+    <w:basedOn w:val="Normal"/>
+    <w:next w:val="Normal"/>
+    <w:link w:val="Ttulo1Car"/>
+    <w:uiPriority w:val="9"/>
+    <w:qFormat/>
+    <w:rsid w:val="00D64E5B"/>
+    <w:pPr>
+      <w:keepNext/>
+      <w:keepLines/>
+      <w:spacing w:before="240" w:after="0"/>
+      <w:outlineLvl w:val="0"/>
+    </w:pPr>
+    <w:rPr>
+      <w:rFonts w:asciiTheme="majorHAnsi" w:eastAsiaTheme="majorEastAsia" w:hAnsiTheme="majorHAnsi" w:cstheme="majorBidi"/>
+      <w:color w:val="2F5496" w:themeColor="accent1" w:themeShade="BF"/>
+      <w:sz w:val="32"/>
+      <w:szCs w:val="32"/>
+    </w:rPr>
+  </w:style>
   <w:style w:type="character" w:default="1" w:styleId="Fuentedeprrafopredeter">
     <w:name w:val="Default Paragraph Font"/>
     <w:uiPriority w:val="1"/>
@@ -492,6 +510,19 @@
     <w:uiPriority w:val="99"/>
     <w:semiHidden/>
     <w:unhideWhenUsed/>
+  </w:style>
+  <w:style w:type="character" w:customStyle="1" w:styleId="Ttulo1Car">
+    <w:name w:val="Título 1 Car"/>
+    <w:basedOn w:val="Fuentedeprrafopredeter"/>
+    <w:link w:val="Ttulo1"/>
+    <w:uiPriority w:val="9"/>
+    <w:rsid w:val="00D64E5B"/>
+    <w:rPr>
+      <w:rFonts w:asciiTheme="majorHAnsi" w:eastAsiaTheme="majorEastAsia" w:hAnsiTheme="majorHAnsi" w:cstheme="majorBidi"/>
+      <w:color w:val="2F5496" w:themeColor="accent1" w:themeShade="BF"/>
+      <w:sz w:val="32"/>
+      <w:szCs w:val="32"/>
+    </w:rPr>
   </w:style>
 </w:styles>
 </file>

--- a/Documento 1.docx
+++ b/Documento 1.docx
@@ -4,6 +4,7 @@
   <w:body>
     <w:p>
       <w:pPr>
+        <w:pStyle w:val="Ttulo1"/>
         <w:rPr>
           <w:lang w:val="es-ES"/>
         </w:rPr>
@@ -22,13 +23,6 @@
         <w:t>Hady</w:t>
       </w:r>
       <w:proofErr w:type="spellEnd"/>
-    </w:p>
-    <w:p>
-      <w:pPr>
-        <w:rPr>
-          <w:lang w:val="es-ES"/>
-        </w:rPr>
-      </w:pPr>
     </w:p>
     <w:p>
       <w:pPr>
@@ -55,6 +49,19 @@
           <w:lang w:val="es-ES"/>
         </w:rPr>
         <w:t>, Nicaragua.</w:t>
+      </w:r>
+    </w:p>
+    <w:p>
+      <w:pPr>
+        <w:rPr>
+          <w:lang w:val="es-ES"/>
+        </w:rPr>
+      </w:pPr>
+      <w:r>
+        <w:rPr>
+          <w:lang w:val="es-ES"/>
+        </w:rPr>
+        <w:t xml:space="preserve">Todo bien </w:t>
       </w:r>
     </w:p>
     <w:sectPr>
@@ -466,6 +473,27 @@
     <w:name w:val="Normal"/>
     <w:qFormat/>
   </w:style>
+  <w:style w:type="paragraph" w:styleId="Ttulo1">
+    <w:name w:val="heading 1"/>
+    <w:basedOn w:val="Normal"/>
+    <w:next w:val="Normal"/>
+    <w:link w:val="Ttulo1Car"/>
+    <w:uiPriority w:val="9"/>
+    <w:qFormat/>
+    <w:rsid w:val="00587D71"/>
+    <w:pPr>
+      <w:keepNext/>
+      <w:keepLines/>
+      <w:spacing w:before="240" w:after="0"/>
+      <w:outlineLvl w:val="0"/>
+    </w:pPr>
+    <w:rPr>
+      <w:rFonts w:asciiTheme="majorHAnsi" w:eastAsiaTheme="majorEastAsia" w:hAnsiTheme="majorHAnsi" w:cstheme="majorBidi"/>
+      <w:color w:val="2F5496" w:themeColor="accent1" w:themeShade="BF"/>
+      <w:sz w:val="32"/>
+      <w:szCs w:val="32"/>
+    </w:rPr>
+  </w:style>
   <w:style w:type="character" w:default="1" w:styleId="Fuentedeprrafopredeter">
     <w:name w:val="Default Paragraph Font"/>
     <w:uiPriority w:val="1"/>
@@ -492,6 +520,28 @@
     <w:uiPriority w:val="99"/>
     <w:semiHidden/>
     <w:unhideWhenUsed/>
+  </w:style>
+  <w:style w:type="paragraph" w:styleId="Sinespaciado">
+    <w:name w:val="No Spacing"/>
+    <w:uiPriority w:val="1"/>
+    <w:qFormat/>
+    <w:rsid w:val="00587D71"/>
+    <w:pPr>
+      <w:spacing w:after="0" w:line="240" w:lineRule="auto"/>
+    </w:pPr>
+  </w:style>
+  <w:style w:type="character" w:customStyle="1" w:styleId="Ttulo1Car">
+    <w:name w:val="Título 1 Car"/>
+    <w:basedOn w:val="Fuentedeprrafopredeter"/>
+    <w:link w:val="Ttulo1"/>
+    <w:uiPriority w:val="9"/>
+    <w:rsid w:val="00587D71"/>
+    <w:rPr>
+      <w:rFonts w:asciiTheme="majorHAnsi" w:eastAsiaTheme="majorEastAsia" w:hAnsiTheme="majorHAnsi" w:cstheme="majorBidi"/>
+      <w:color w:val="2F5496" w:themeColor="accent1" w:themeShade="BF"/>
+      <w:sz w:val="32"/>
+      <w:szCs w:val="32"/>
+    </w:rPr>
   </w:style>
 </w:styles>
 </file>
